--- a/Dokumentation/Technisch/bTn_Wecker_Funktionsreferenz.docx
+++ b/Dokumentation/Technisch/bTn_Wecker_Funktionsreferenz.docx
@@ -48,7 +48,7 @@
           <w:sz w:val="18"/>
           <w:szCs w:val="18"/>
         </w:rPr>
-        <w:t xml:space="preserve">Firmware 9v2  ·  ESP32 / FreeRTOS</w:t>
+        <w:t xml:space="preserve">Firmware 9v14  ·  ESP32 / FreeRTOS</w:t>
       </w:r>
     </w:p>
     <w:p>
@@ -427,7 +427,8 @@
                 <w:szCs w:val="18"/>
               </w:rPr>
               <w:t xml:space="preserve">wifiTask
-Core 0 · Pri 1</w:t>
+Core 0 · Pri 1
+Stack 2560</w:t>
             </w:r>
           </w:p>
         </w:tc>
@@ -520,7 +521,8 @@
                 <w:szCs w:val="18"/>
               </w:rPr>
               <w:t xml:space="preserve">nvrTask
-Core 0 · Pri 1</w:t>
+Core 0 · Pri 1
+Stack 2560</w:t>
             </w:r>
           </w:p>
         </w:tc>
@@ -706,7 +708,8 @@
                 <w:szCs w:val="18"/>
               </w:rPr>
               <w:t xml:space="preserve">watchdogTask
-Core 0 · Pri 1</w:t>
+Core 0 · Pri 1
+Stack 1536</w:t>
             </w:r>
           </w:p>
         </w:tc>
@@ -892,7 +895,8 @@
                 <w:szCs w:val="18"/>
               </w:rPr>
               <w:t xml:space="preserve">inputTask
-Core 1 · Pri 2</w:t>
+Core 1 · Pri 2
+Stack 2560</w:t>
             </w:r>
           </w:p>
         </w:tc>
@@ -985,7 +989,8 @@
                 <w:szCs w:val="18"/>
               </w:rPr>
               <w:t xml:space="preserve">displayTask
-Core 1 · Pri 1</w:t>
+Core 1 · Pri 1
+Stack 2560</w:t>
             </w:r>
           </w:p>
         </w:tc>
@@ -3070,7 +3075,7 @@
                 <w:sz w:val="18"/>
                 <w:szCs w:val="18"/>
               </w:rPr>
-              <w:t xml:space="preserve">webLog(msg)</w:t>
+              <w:t xml:space="preserve">snapTimeStr()</w:t>
             </w:r>
           </w:p>
         </w:tc>
@@ -3129,7 +3134,7 @@
                 <w:sz w:val="18"/>
                 <w:szCs w:val="18"/>
               </w:rPr>
-              <w:t xml:space="preserve">Schreibt msg in den Ring-Puffer (WEBLOG_LINES×WEBLOG_LINE_LEN). Thread-sicher via webLogMutex. Null-Guard: if(!webLogMutex) return. Älteste Zeilen werden überschrieben.</w:t>
+              <w:t xml:space="preserve">Hilfsfunktion: formatiert die aktuelle Zeit als Timestamp-String (dd.mm.yyyy hh:mm:ss). Gibt Uptime-Sekunden zurück wenn NTP noch nicht synchronisiert ist.</w:t>
             </w:r>
           </w:p>
         </w:tc>
@@ -3162,6 +3167,283 @@
                 <w:sz w:val="18"/>
                 <w:szCs w:val="18"/>
               </w:rPr>
+              <w:t xml:space="preserve">updateSnapTouch()
+baseline</w:t>
+            </w:r>
+          </w:p>
+        </w:tc>
+        <w:tc>
+          <w:tcPr>
+            <w:tcW w:type="dxa" w:w="1400"/>
+            <w:tcBorders>
+              <w:top w:val="single" w:color="CCCCCC" w:sz="1"/>
+              <w:left w:val="single" w:color="CCCCCC" w:sz="1"/>
+              <w:bottom w:val="single" w:color="CCCCCC" w:sz="1"/>
+              <w:right w:val="single" w:color="CCCCCC" w:sz="1"/>
+            </w:tcBorders>
+            <w:shd w:fill="D6EAF8" w:val="clear"/>
+            <w:tcMar>
+              <w:top w:type="dxa" w:w="65"/>
+              <w:left w:type="dxa" w:w="110"/>
+              <w:bottom w:type="dxa" w:w="65"/>
+              <w:right w:type="dxa" w:w="110"/>
+            </w:tcMar>
+          </w:tcPr>
+          <w:p>
+            <w:r>
+              <w:rPr>
+                <w:rFonts w:ascii="Arial" w:cs="Arial" w:eastAsia="Arial" w:hAnsi="Arial"/>
+                <w:b/>
+                <w:bCs/>
+                <w:color w:val="154360"/>
+                <w:sz w:val="18"/>
+                <w:szCs w:val="18"/>
+              </w:rPr>
+              <w:t xml:space="preserve">Web-Logger</w:t>
+            </w:r>
+          </w:p>
+        </w:tc>
+        <w:tc>
+          <w:tcPr>
+            <w:tcW w:type="dxa" w:w="5026"/>
+            <w:tcBorders>
+              <w:top w:val="single" w:color="CCCCCC" w:sz="1"/>
+              <w:left w:val="single" w:color="CCCCCC" w:sz="1"/>
+              <w:bottom w:val="single" w:color="CCCCCC" w:sz="1"/>
+              <w:right w:val="single" w:color="CCCCCC" w:sz="1"/>
+            </w:tcBorders>
+            <w:shd w:fill="F2F2F2" w:val="clear"/>
+            <w:tcMar>
+              <w:top w:type="dxa" w:w="65"/>
+              <w:left w:type="dxa" w:w="110"/>
+              <w:bottom w:type="dxa" w:w="65"/>
+              <w:right w:type="dxa" w:w="110"/>
+            </w:tcMar>
+          </w:tcPr>
+          <w:p>
+            <w:r>
+              <w:rPr>
+                <w:rFonts w:ascii="Arial" w:cs="Arial" w:eastAsia="Arial" w:hAnsi="Arial"/>
+                <w:sz w:val="18"/>
+                <w:szCs w:val="18"/>
+              </w:rPr>
+              <w:t xml:space="preserve">Aktualisiert den Touch-Baseline-Snapshot-Puffer (snapTouchBuf) thread-safe unter webLogMutex. Schreibt Baseline und Threshold aller 4 Pads sowie Timestamp (snapTouchTime). Wird von touchTask bei Rekalibrierung aufgerufen.</w:t>
+            </w:r>
+          </w:p>
+        </w:tc>
+      </w:tr>
+      <w:tr>
+        <w:tc>
+          <w:tcPr>
+            <w:tcW w:type="dxa" w:w="2600"/>
+            <w:tcBorders>
+              <w:top w:val="single" w:color="CCCCCC" w:sz="1"/>
+              <w:left w:val="single" w:color="CCCCCC" w:sz="1"/>
+              <w:bottom w:val="single" w:color="CCCCCC" w:sz="1"/>
+              <w:right w:val="single" w:color="CCCCCC" w:sz="1"/>
+            </w:tcBorders>
+            <w:shd w:fill="FFFFFF" w:val="clear"/>
+            <w:tcMar>
+              <w:top w:type="dxa" w:w="65"/>
+              <w:left w:type="dxa" w:w="110"/>
+              <w:bottom w:type="dxa" w:w="65"/>
+              <w:right w:type="dxa" w:w="110"/>
+            </w:tcMar>
+          </w:tcPr>
+          <w:p>
+            <w:r>
+              <w:rPr>
+                <w:rFonts w:ascii="Arial" w:cs="Arial" w:eastAsia="Arial" w:hAnsi="Arial"/>
+                <w:b/>
+                <w:bCs/>
+                <w:color w:val="1F4E79"/>
+                <w:sz w:val="18"/>
+                <w:szCs w:val="18"/>
+              </w:rPr>
+              <w:t xml:space="preserve">updateSnapStack()</w:t>
+            </w:r>
+          </w:p>
+        </w:tc>
+        <w:tc>
+          <w:tcPr>
+            <w:tcW w:type="dxa" w:w="1400"/>
+            <w:tcBorders>
+              <w:top w:val="single" w:color="CCCCCC" w:sz="1"/>
+              <w:left w:val="single" w:color="CCCCCC" w:sz="1"/>
+              <w:bottom w:val="single" w:color="CCCCCC" w:sz="1"/>
+              <w:right w:val="single" w:color="CCCCCC" w:sz="1"/>
+            </w:tcBorders>
+            <w:shd w:fill="D6EAF8" w:val="clear"/>
+            <w:tcMar>
+              <w:top w:type="dxa" w:w="65"/>
+              <w:left w:type="dxa" w:w="110"/>
+              <w:bottom w:type="dxa" w:w="65"/>
+              <w:right w:type="dxa" w:w="110"/>
+            </w:tcMar>
+          </w:tcPr>
+          <w:p>
+            <w:r>
+              <w:rPr>
+                <w:rFonts w:ascii="Arial" w:cs="Arial" w:eastAsia="Arial" w:hAnsi="Arial"/>
+                <w:b/>
+                <w:bCs/>
+                <w:color w:val="154360"/>
+                <w:sz w:val="18"/>
+                <w:szCs w:val="18"/>
+              </w:rPr>
+              <w:t xml:space="preserve">Web-Logger</w:t>
+            </w:r>
+          </w:p>
+        </w:tc>
+        <w:tc>
+          <w:tcPr>
+            <w:tcW w:type="dxa" w:w="5026"/>
+            <w:tcBorders>
+              <w:top w:val="single" w:color="CCCCCC" w:sz="1"/>
+              <w:left w:val="single" w:color="CCCCCC" w:sz="1"/>
+              <w:bottom w:val="single" w:color="CCCCCC" w:sz="1"/>
+              <w:right w:val="single" w:color="CCCCCC" w:sz="1"/>
+            </w:tcBorders>
+            <w:shd w:fill="FFFFFF" w:val="clear"/>
+            <w:tcMar>
+              <w:top w:type="dxa" w:w="65"/>
+              <w:left w:type="dxa" w:w="110"/>
+              <w:bottom w:type="dxa" w:w="65"/>
+              <w:right w:type="dxa" w:w="110"/>
+            </w:tcMar>
+          </w:tcPr>
+          <w:p>
+            <w:r>
+              <w:rPr>
+                <w:rFonts w:ascii="Arial" w:cs="Arial" w:eastAsia="Arial" w:hAnsi="Arial"/>
+                <w:sz w:val="18"/>
+                <w:szCs w:val="18"/>
+              </w:rPr>
+              <w:t xml:space="preserve">Aktualisiert den Stack-HWM-Snapshot-Puffer (snapStackBuf) thread-safe unter webLogMutex. Erfasst alle 9 Tasks (inkl. stackMonTask via hStackMonTask und webLogTask via hWebLogTask) + freien Heap sowie Timestamp. Wird von stackMonTask aufgerufen.</w:t>
+            </w:r>
+          </w:p>
+        </w:tc>
+      </w:tr>
+      <w:tr>
+        <w:tc>
+          <w:tcPr>
+            <w:tcW w:type="dxa" w:w="2600"/>
+            <w:tcBorders>
+              <w:top w:val="single" w:color="CCCCCC" w:sz="1"/>
+              <w:left w:val="single" w:color="CCCCCC" w:sz="1"/>
+              <w:bottom w:val="single" w:color="CCCCCC" w:sz="1"/>
+              <w:right w:val="single" w:color="CCCCCC" w:sz="1"/>
+            </w:tcBorders>
+            <w:shd w:fill="F2F2F2" w:val="clear"/>
+            <w:tcMar>
+              <w:top w:type="dxa" w:w="65"/>
+              <w:left w:type="dxa" w:w="110"/>
+              <w:bottom w:type="dxa" w:w="65"/>
+              <w:right w:type="dxa" w:w="110"/>
+            </w:tcMar>
+          </w:tcPr>
+          <w:p>
+            <w:r>
+              <w:rPr>
+                <w:rFonts w:ascii="Arial" w:cs="Arial" w:eastAsia="Arial" w:hAnsi="Arial"/>
+                <w:b/>
+                <w:bCs/>
+                <w:color w:val="1F4E79"/>
+                <w:sz w:val="18"/>
+                <w:szCs w:val="18"/>
+              </w:rPr>
+              <w:t xml:space="preserve">webLog(msg)</w:t>
+            </w:r>
+          </w:p>
+        </w:tc>
+        <w:tc>
+          <w:tcPr>
+            <w:tcW w:type="dxa" w:w="1400"/>
+            <w:tcBorders>
+              <w:top w:val="single" w:color="CCCCCC" w:sz="1"/>
+              <w:left w:val="single" w:color="CCCCCC" w:sz="1"/>
+              <w:bottom w:val="single" w:color="CCCCCC" w:sz="1"/>
+              <w:right w:val="single" w:color="CCCCCC" w:sz="1"/>
+            </w:tcBorders>
+            <w:shd w:fill="D6EAF8" w:val="clear"/>
+            <w:tcMar>
+              <w:top w:type="dxa" w:w="65"/>
+              <w:left w:type="dxa" w:w="110"/>
+              <w:bottom w:type="dxa" w:w="65"/>
+              <w:right w:type="dxa" w:w="110"/>
+            </w:tcMar>
+          </w:tcPr>
+          <w:p>
+            <w:r>
+              <w:rPr>
+                <w:rFonts w:ascii="Arial" w:cs="Arial" w:eastAsia="Arial" w:hAnsi="Arial"/>
+                <w:b/>
+                <w:bCs/>
+                <w:color w:val="154360"/>
+                <w:sz w:val="18"/>
+                <w:szCs w:val="18"/>
+              </w:rPr>
+              <w:t xml:space="preserve">Web-Logger</w:t>
+            </w:r>
+          </w:p>
+        </w:tc>
+        <w:tc>
+          <w:tcPr>
+            <w:tcW w:type="dxa" w:w="5026"/>
+            <w:tcBorders>
+              <w:top w:val="single" w:color="CCCCCC" w:sz="1"/>
+              <w:left w:val="single" w:color="CCCCCC" w:sz="1"/>
+              <w:bottom w:val="single" w:color="CCCCCC" w:sz="1"/>
+              <w:right w:val="single" w:color="CCCCCC" w:sz="1"/>
+            </w:tcBorders>
+            <w:shd w:fill="F2F2F2" w:val="clear"/>
+            <w:tcMar>
+              <w:top w:type="dxa" w:w="65"/>
+              <w:left w:type="dxa" w:w="110"/>
+              <w:bottom w:type="dxa" w:w="65"/>
+              <w:right w:type="dxa" w:w="110"/>
+            </w:tcMar>
+          </w:tcPr>
+          <w:p>
+            <w:r>
+              <w:rPr>
+                <w:rFonts w:ascii="Arial" w:cs="Arial" w:eastAsia="Arial" w:hAnsi="Arial"/>
+                <w:sz w:val="18"/>
+                <w:szCs w:val="18"/>
+              </w:rPr>
+              <w:t xml:space="preserve">Schreibt msg in den Ring-Puffer (WEBLOG_LINES×WEBLOG_LINE_LEN). Thread-sicher via webLogMutex. Null-Guard: if(!webLogMutex) return. Älteste Zeilen werden überschrieben.</w:t>
+            </w:r>
+          </w:p>
+        </w:tc>
+      </w:tr>
+      <w:tr>
+        <w:tc>
+          <w:tcPr>
+            <w:tcW w:type="dxa" w:w="2600"/>
+            <w:tcBorders>
+              <w:top w:val="single" w:color="CCCCCC" w:sz="1"/>
+              <w:left w:val="single" w:color="CCCCCC" w:sz="1"/>
+              <w:bottom w:val="single" w:color="CCCCCC" w:sz="1"/>
+              <w:right w:val="single" w:color="CCCCCC" w:sz="1"/>
+            </w:tcBorders>
+            <w:shd w:fill="FFFFFF" w:val="clear"/>
+            <w:tcMar>
+              <w:top w:type="dxa" w:w="65"/>
+              <w:left w:type="dxa" w:w="110"/>
+              <w:bottom w:type="dxa" w:w="65"/>
+              <w:right w:type="dxa" w:w="110"/>
+            </w:tcMar>
+          </w:tcPr>
+          <w:p>
+            <w:r>
+              <w:rPr>
+                <w:rFonts w:ascii="Arial" w:cs="Arial" w:eastAsia="Arial" w:hAnsi="Arial"/>
+                <w:b/>
+                <w:bCs/>
+                <w:color w:val="1F4E79"/>
+                <w:sz w:val="18"/>
+                <w:szCs w:val="18"/>
+              </w:rPr>
               <w:t xml:space="preserve">webLogf(fmt,...)</w:t>
             </w:r>
           </w:p>
@@ -3206,7 +3488,7 @@
               <w:bottom w:val="single" w:color="CCCCCC" w:sz="1"/>
               <w:right w:val="single" w:color="CCCCCC" w:sz="1"/>
             </w:tcBorders>
-            <w:shd w:fill="F2F2F2" w:val="clear"/>
+            <w:shd w:fill="FFFFFF" w:val="clear"/>
             <w:tcMar>
               <w:top w:type="dxa" w:w="65"/>
               <w:left w:type="dxa" w:w="110"/>
@@ -4531,7 +4813,7 @@
                 <w:sz w:val="18"/>
                 <w:szCs w:val="18"/>
               </w:rPr>
-              <w:t xml:space="preserve">Liest NVS, klemmt alle Werte auf gültige Bereiche, inkrementiert resetCount.</w:t>
+              <w:t xml:space="preserve">Liest NVS, klemmt alle Werte auf gültige Bereiche. Hat ab 9v14 keine Seiteneffekte mehr (resetCount nicht mehr hier inkrementiert).</w:t>
             </w:r>
           </w:p>
         </w:tc>
@@ -4564,7 +4846,7 @@
                 <w:sz w:val="18"/>
                 <w:szCs w:val="18"/>
               </w:rPr>
-              <w:t xml:space="preserve">loadWifiCredentials()</w:t>
+              <w:t xml:space="preserve">bumpResetCount()</w:t>
             </w:r>
           </w:p>
         </w:tc>
@@ -4577,25 +4859,25 @@
               <w:bottom w:val="single" w:color="CCCCCC" w:sz="1"/>
               <w:right w:val="single" w:color="CCCCCC" w:sz="1"/>
             </w:tcBorders>
-            <w:shd w:fill="E8F5E9" w:val="clear"/>
-            <w:tcMar>
-              <w:top w:type="dxa" w:w="65"/>
-              <w:left w:type="dxa" w:w="110"/>
-              <w:bottom w:type="dxa" w:w="65"/>
-              <w:right w:type="dxa" w:w="110"/>
-            </w:tcMar>
-          </w:tcPr>
-          <w:p>
-            <w:r>
-              <w:rPr>
-                <w:rFonts w:ascii="Arial" w:cs="Arial" w:eastAsia="Arial" w:hAnsi="Arial"/>
-                <w:b/>
-                <w:bCs/>
-                <w:color w:val="1B5E20"/>
-                <w:sz w:val="18"/>
-                <w:szCs w:val="18"/>
-              </w:rPr>
-              <w:t xml:space="preserve">WiFi</w:t>
+            <w:shd w:fill="F0F0F0" w:val="clear"/>
+            <w:tcMar>
+              <w:top w:type="dxa" w:w="65"/>
+              <w:left w:type="dxa" w:w="110"/>
+              <w:bottom w:type="dxa" w:w="65"/>
+              <w:right w:type="dxa" w:w="110"/>
+            </w:tcMar>
+          </w:tcPr>
+          <w:p>
+            <w:r>
+              <w:rPr>
+                <w:rFonts w:ascii="Arial" w:cs="Arial" w:eastAsia="Arial" w:hAnsi="Arial"/>
+                <w:b/>
+                <w:bCs/>
+                <w:color w:val="404040"/>
+                <w:sz w:val="18"/>
+                <w:szCs w:val="18"/>
+              </w:rPr>
+              <w:t xml:space="preserve">NVS</w:t>
             </w:r>
           </w:p>
         </w:tc>
@@ -4623,7 +4905,7 @@
                 <w:sz w:val="18"/>
                 <w:szCs w:val="18"/>
               </w:rPr>
-              <w:t xml:space="preserve">Liest SSID/PSK aus "wifiCfg", gibt true bei gültigem Eintrag zurück.</w:t>
+              <w:t xml:space="preserve">Liest resetCount aus NVS, inkrementiert und schreibt zurück. Aus readNVR() ausgelagert (9v14) – klare Trennung: readNVR() liest nur, bumpResetCount() schreibt nur den Zähler.</w:t>
             </w:r>
           </w:p>
         </w:tc>
@@ -4656,7 +4938,7 @@
                 <w:sz w:val="18"/>
                 <w:szCs w:val="18"/>
               </w:rPr>
-              <w:t xml:space="preserve">clearWifiCredentials()</w:t>
+              <w:t xml:space="preserve">loadWifiCredentials()</w:t>
             </w:r>
           </w:p>
         </w:tc>
@@ -4715,7 +4997,7 @@
                 <w:sz w:val="18"/>
                 <w:szCs w:val="18"/>
               </w:rPr>
-              <w:t xml:space="preserve">Setzt valid-Flag in "wifiCfg" auf false → Konfigurator beim nächsten Start.</w:t>
+              <w:t xml:space="preserve">Liest SSID/PSK aus "wifiCfg", gibt true bei gültigem Eintrag zurück.</w:t>
             </w:r>
           </w:p>
         </w:tc>
@@ -4748,7 +5030,7 @@
                 <w:sz w:val="18"/>
                 <w:szCs w:val="18"/>
               </w:rPr>
-              <w:t xml:space="preserve">runWifiConfigServer()</w:t>
+              <w:t xml:space="preserve">clearWifiCredentials()</w:t>
             </w:r>
           </w:p>
         </w:tc>
@@ -4807,7 +5089,7 @@
                 <w:sz w:val="18"/>
                 <w:szCs w:val="18"/>
               </w:rPr>
-              <w:t xml:space="preserve">Blockierend (vor Task-Start). AP "bTn-Wecker", HTTP Port 80, GET/POST, ESP.restart() nach Speichern.</w:t>
+              <w:t xml:space="preserve">Setzt valid-Flag in "wifiCfg" auf false → Konfigurator beim nächsten Start.</w:t>
             </w:r>
           </w:p>
         </w:tc>
@@ -4840,6 +5122,98 @@
                 <w:sz w:val="18"/>
                 <w:szCs w:val="18"/>
               </w:rPr>
+              <w:t xml:space="preserve">runWifiConfigServer()</w:t>
+            </w:r>
+          </w:p>
+        </w:tc>
+        <w:tc>
+          <w:tcPr>
+            <w:tcW w:type="dxa" w:w="1400"/>
+            <w:tcBorders>
+              <w:top w:val="single" w:color="CCCCCC" w:sz="1"/>
+              <w:left w:val="single" w:color="CCCCCC" w:sz="1"/>
+              <w:bottom w:val="single" w:color="CCCCCC" w:sz="1"/>
+              <w:right w:val="single" w:color="CCCCCC" w:sz="1"/>
+            </w:tcBorders>
+            <w:shd w:fill="E8F5E9" w:val="clear"/>
+            <w:tcMar>
+              <w:top w:type="dxa" w:w="65"/>
+              <w:left w:type="dxa" w:w="110"/>
+              <w:bottom w:type="dxa" w:w="65"/>
+              <w:right w:type="dxa" w:w="110"/>
+            </w:tcMar>
+          </w:tcPr>
+          <w:p>
+            <w:r>
+              <w:rPr>
+                <w:rFonts w:ascii="Arial" w:cs="Arial" w:eastAsia="Arial" w:hAnsi="Arial"/>
+                <w:b/>
+                <w:bCs/>
+                <w:color w:val="1B5E20"/>
+                <w:sz w:val="18"/>
+                <w:szCs w:val="18"/>
+              </w:rPr>
+              <w:t xml:space="preserve">WiFi</w:t>
+            </w:r>
+          </w:p>
+        </w:tc>
+        <w:tc>
+          <w:tcPr>
+            <w:tcW w:type="dxa" w:w="5026"/>
+            <w:tcBorders>
+              <w:top w:val="single" w:color="CCCCCC" w:sz="1"/>
+              <w:left w:val="single" w:color="CCCCCC" w:sz="1"/>
+              <w:bottom w:val="single" w:color="CCCCCC" w:sz="1"/>
+              <w:right w:val="single" w:color="CCCCCC" w:sz="1"/>
+            </w:tcBorders>
+            <w:shd w:fill="F2F2F2" w:val="clear"/>
+            <w:tcMar>
+              <w:top w:type="dxa" w:w="65"/>
+              <w:left w:type="dxa" w:w="110"/>
+              <w:bottom w:type="dxa" w:w="65"/>
+              <w:right w:type="dxa" w:w="110"/>
+            </w:tcMar>
+          </w:tcPr>
+          <w:p>
+            <w:r>
+              <w:rPr>
+                <w:rFonts w:ascii="Arial" w:cs="Arial" w:eastAsia="Arial" w:hAnsi="Arial"/>
+                <w:sz w:val="18"/>
+                <w:szCs w:val="18"/>
+              </w:rPr>
+              <w:t xml:space="preserve">Blockierend (vor Task-Start). AP "bTn-Wecker", HTTP Port 80, GET/POST, ESP.restart() nach Speichern.</w:t>
+            </w:r>
+          </w:p>
+        </w:tc>
+      </w:tr>
+      <w:tr>
+        <w:tc>
+          <w:tcPr>
+            <w:tcW w:type="dxa" w:w="2600"/>
+            <w:tcBorders>
+              <w:top w:val="single" w:color="CCCCCC" w:sz="1"/>
+              <w:left w:val="single" w:color="CCCCCC" w:sz="1"/>
+              <w:bottom w:val="single" w:color="CCCCCC" w:sz="1"/>
+              <w:right w:val="single" w:color="CCCCCC" w:sz="1"/>
+            </w:tcBorders>
+            <w:shd w:fill="FFFFFF" w:val="clear"/>
+            <w:tcMar>
+              <w:top w:type="dxa" w:w="65"/>
+              <w:left w:type="dxa" w:w="110"/>
+              <w:bottom w:type="dxa" w:w="65"/>
+              <w:right w:type="dxa" w:w="110"/>
+            </w:tcMar>
+          </w:tcPr>
+          <w:p>
+            <w:r>
+              <w:rPr>
+                <w:rFonts w:ascii="Arial" w:cs="Arial" w:eastAsia="Arial" w:hAnsi="Arial"/>
+                <w:b/>
+                <w:bCs/>
+                <w:color w:val="1F4E79"/>
+                <w:sz w:val="18"/>
+                <w:szCs w:val="18"/>
+              </w:rPr>
               <w:t xml:space="preserve">validateWifiInput()</w:t>
             </w:r>
           </w:p>
@@ -4884,6 +5258,36 @@
               <w:bottom w:val="single" w:color="CCCCCC" w:sz="1"/>
               <w:right w:val="single" w:color="CCCCCC" w:sz="1"/>
             </w:tcBorders>
+            <w:shd w:fill="FFFFFF" w:val="clear"/>
+            <w:tcMar>
+              <w:top w:type="dxa" w:w="65"/>
+              <w:left w:type="dxa" w:w="110"/>
+              <w:bottom w:type="dxa" w:w="65"/>
+              <w:right w:type="dxa" w:w="110"/>
+            </w:tcMar>
+          </w:tcPr>
+          <w:p>
+            <w:r>
+              <w:rPr>
+                <w:rFonts w:ascii="Arial" w:cs="Arial" w:eastAsia="Arial" w:hAnsi="Arial"/>
+                <w:sz w:val="18"/>
+                <w:szCs w:val="18"/>
+              </w:rPr>
+              <w:t xml:space="preserve">Prüft SSID (1–32) und PSK (leer oder 8–63 Zeichen).</w:t>
+            </w:r>
+          </w:p>
+        </w:tc>
+      </w:tr>
+      <w:tr>
+        <w:tc>
+          <w:tcPr>
+            <w:tcW w:type="dxa" w:w="2600"/>
+            <w:tcBorders>
+              <w:top w:val="single" w:color="CCCCCC" w:sz="1"/>
+              <w:left w:val="single" w:color="CCCCCC" w:sz="1"/>
+              <w:bottom w:val="single" w:color="CCCCCC" w:sz="1"/>
+              <w:right w:val="single" w:color="CCCCCC" w:sz="1"/>
+            </w:tcBorders>
             <w:shd w:fill="F2F2F2" w:val="clear"/>
             <w:tcMar>
               <w:top w:type="dxa" w:w="65"/>
@@ -4896,10 +5300,73 @@
             <w:r>
               <w:rPr>
                 <w:rFonts w:ascii="Arial" w:cs="Arial" w:eastAsia="Arial" w:hAnsi="Arial"/>
-                <w:sz w:val="18"/>
-                <w:szCs w:val="18"/>
-              </w:rPr>
-              <w:t xml:space="preserve">Prüft SSID (1–32) und PSK (leer oder 8–63 Zeichen).</w:t>
+                <w:b/>
+                <w:bCs/>
+                <w:color w:val="1F4E79"/>
+                <w:sz w:val="18"/>
+                <w:szCs w:val="18"/>
+              </w:rPr>
+              <w:t xml:space="preserve">wifiErrorRedirect()
+msg</w:t>
+            </w:r>
+          </w:p>
+        </w:tc>
+        <w:tc>
+          <w:tcPr>
+            <w:tcW w:type="dxa" w:w="1400"/>
+            <w:tcBorders>
+              <w:top w:val="single" w:color="CCCCCC" w:sz="1"/>
+              <w:left w:val="single" w:color="CCCCCC" w:sz="1"/>
+              <w:bottom w:val="single" w:color="CCCCCC" w:sz="1"/>
+              <w:right w:val="single" w:color="CCCCCC" w:sz="1"/>
+            </w:tcBorders>
+            <w:shd w:fill="E8F5E9" w:val="clear"/>
+            <w:tcMar>
+              <w:top w:type="dxa" w:w="65"/>
+              <w:left w:type="dxa" w:w="110"/>
+              <w:bottom w:type="dxa" w:w="65"/>
+              <w:right w:type="dxa" w:w="110"/>
+            </w:tcMar>
+          </w:tcPr>
+          <w:p>
+            <w:r>
+              <w:rPr>
+                <w:rFonts w:ascii="Arial" w:cs="Arial" w:eastAsia="Arial" w:hAnsi="Arial"/>
+                <w:b/>
+                <w:bCs/>
+                <w:color w:val="1B5E20"/>
+                <w:sz w:val="18"/>
+                <w:szCs w:val="18"/>
+              </w:rPr>
+              <w:t xml:space="preserve">WiFi</w:t>
+            </w:r>
+          </w:p>
+        </w:tc>
+        <w:tc>
+          <w:tcPr>
+            <w:tcW w:type="dxa" w:w="5026"/>
+            <w:tcBorders>
+              <w:top w:val="single" w:color="CCCCCC" w:sz="1"/>
+              <w:left w:val="single" w:color="CCCCCC" w:sz="1"/>
+              <w:bottom w:val="single" w:color="CCCCCC" w:sz="1"/>
+              <w:right w:val="single" w:color="CCCCCC" w:sz="1"/>
+            </w:tcBorders>
+            <w:shd w:fill="F2F2F2" w:val="clear"/>
+            <w:tcMar>
+              <w:top w:type="dxa" w:w="65"/>
+              <w:left w:type="dxa" w:w="110"/>
+              <w:bottom w:type="dxa" w:w="65"/>
+              <w:right w:type="dxa" w:w="110"/>
+            </w:tcMar>
+          </w:tcPr>
+          <w:p>
+            <w:r>
+              <w:rPr>
+                <w:rFonts w:ascii="Arial" w:cs="Arial" w:eastAsia="Arial" w:hAnsi="Arial"/>
+                <w:sz w:val="18"/>
+                <w:szCs w:val="18"/>
+              </w:rPr>
+              <w:t xml:space="preserve">Erzeugt eine HTTP-Redirect-Seite (in WEB.h) zur Konfigurationsseite mit URL-kodierter Fehlermeldung als ?err=... Parameter. Browser zeigt Fehler per JavaScript an.</w:t>
             </w:r>
           </w:p>
         </w:tc>
@@ -5303,7 +5770,7 @@
           <w:sz w:val="16"/>
           <w:szCs w:val="16"/>
         </w:rPr>
-        <w:t xml:space="preserve">bTn Wecker  ·  Funktionsreferenz  ·  Firmware 9v2</w:t>
+        <w:t xml:space="preserve">bTn Wecker  ·  Funktionsreferenz  ·  Firmware 9v14</w:t>
       </w:r>
     </w:p>
     <w:sectPr>

--- a/Dokumentation/Technisch/bTn_Wecker_Funktionsreferenz.docx
+++ b/Dokumentation/Technisch/bTn_Wecker_Funktionsreferenz.docx
@@ -48,7 +48,7 @@
           <w:sz w:val="18"/>
           <w:szCs w:val="18"/>
         </w:rPr>
-        <w:t xml:space="preserve">Firmware 9v14  ·  ESP32 / FreeRTOS</w:t>
+        <w:t>Firmware 11v00  ·  ESP32 / FreeRTOS</w:t>
       </w:r>
     </w:p>
     <w:p>
@@ -487,7 +487,7 @@
                 <w:sz w:val="18"/>
                 <w:szCs w:val="18"/>
               </w:rPr>
-              <w:t xml:space="preserve">Überwacht WiFi.status(), reconnect nach WIFI_RECONNECT_MS. Schreibt Verbindungszeitpunkt in Double-Buffer (datum_WiFi_tmp/zeit_WiFi_tmp), setzt wifiSyncPending.</w:t>
+              <w:t>Überwacht WiFi.status(), reconnect nach WIFI_RECONNECT_MS. Schreibt Verbindungszeitpunkt in Double-Buffer (datum_WiFi_tmp/zeit_WiFi_tmp) nur wenn wifiSyncPending==false (Torn-Read-Schutz, 11v00), setzt wifiSyncPending=true.</w:t>
             </w:r>
           </w:p>
         </w:tc>
@@ -581,7 +581,7 @@
                 <w:sz w:val="18"/>
                 <w:szCs w:val="18"/>
               </w:rPr>
-              <w:t xml:space="preserve">Wartet auf nvrSemaphore. Öffnet NVS-Namespace "varSafe", ruft writeNVR() auf. Ausgelöst von inputTask über safeChange-Flag.</w:t>
+              <w:t>Wartet auf nvrSemaphore. Öffnet NVS-Namespace "varSafe", ruft writeNVR() auf. inputTask gibt das Semaphore erst nach NVR_COMMIT_DELAY_MS (2 s) Ruhezeit frei (Flash-Wear-Schutz gegen Touch-REPEAT-Hammer, 11v00).</w:t>
             </w:r>
           </w:p>
         </w:tc>
@@ -674,7 +674,7 @@
                 <w:sz w:val="18"/>
                 <w:szCs w:val="18"/>
               </w:rPr>
-              <w:t xml:space="preserve">Gibt alle 60s Stack High-Water Marks + freien Heap via webLogf() aus. Dient Laufzeit-Diagnose.</w:t>
+              <w:t>Aktualisiert alle STACK_MON_INTERVAL_MS (60 s) den Stack-HWM-Snapshot (snapStackBuf/snapStackTime) via updateSnapStack(): alle 9 Tasks + freier Heap. Wird auf der Web-Log-Seite als dedizierte Sektion angezeigt.</w:t>
             </w:r>
           </w:p>
         </w:tc>
@@ -861,7 +861,7 @@
                 <w:sz w:val="18"/>
                 <w:szCs w:val="18"/>
               </w:rPr>
-              <w:t xml:space="preserve">HTTP-Log-Server auf Port WEBLOG_PORT (8080). Wartet auf WiFi, dann: GET / → HTML-Seite mit Auto-Refresh 10s, farbiger Darstellung (rot/grün/gelb). GET /log → plain text. Ring-Puffer: WEBLOG_LINES×WEBLOG_LINE_LEN. Aktiv bei jedem Client-Aufruf.</w:t>
+              <w:t>HTTP-Log-Server auf Port WEBLOG_PORT (8080). Wartet auf WiFi, dann: GET / → HTML-Seite mit Auto-Refresh alle 20 s und farbiger Darstellung (grün/rot/gelb). GET /log → plain text. Ring-Puffer WEBLOG_LINES × WEBLOG_LINE_LEN + Snapshot-Sektionen (Touch-Baseline, Stack-HWM, NTP-Sync).</w:t>
             </w:r>
           </w:p>
         </w:tc>
@@ -955,7 +955,7 @@
                 <w:sz w:val="18"/>
                 <w:szCs w:val="18"/>
               </w:rPr>
-              <w:t xml:space="preserve">Konsumiert inputQueue (50ms-Timeout). S1/S2 ohne displayMutex. Alle anderen Events: displayMutex → uiDispatch() → uiTransition(). Setzt wdg_inputTask + esp_task_wdt_reset().</w:t>
+              <w:t>Konsumiert inputQueue (50 ms-Timeout). S1/S2 ohne displayMutex. Alle anderen Events: displayMutex → uiDispatch() → uiTransition(). safeChange + safeChangeMs: nvrSemaphore erst nach NVR_COMMIT_DELAY_MS (2 s) Ruhezeit ohne weiteres Event freigeben (11v00). Touch-Wake wenn displayBlanked. Setzt wdg_inputTask + esp_task_wdt_reset().</w:t>
             </w:r>
           </w:p>
         </w:tc>
@@ -1049,7 +1049,7 @@
                 <w:sz w:val="18"/>
                 <w:szCs w:val="18"/>
               </w:rPr>
-              <w:t xml:space="preserve">Aktualisiert OLED alle DISPLAY_UPDATE_MS (300ms) unter displayMutex. Überträgt NTP/WiFi Double-Buffer. Auto-Rückkehr zu UI_CLOCK nach AUTO_RETURN_MS (20s). Setzt wdg_displayTask + esp_task_wdt_reset().</w:t>
+              <w:t>Aktualisiert OLED alle DISPLAY_UPDATE_MS (300 ms) unter displayMutex. Überträgt NTP/WiFi-Double-Buffer. Auto-Rückkehr zu UI_CLOCK nach AUTO_RETURN_MS (20 s). Schaltet OLED ab nach DISPLAY_TIMEOUT_MS (5 min) ohne Touch (10v00/10v02). Setzt wdg_displayTask + esp_task_wdt_reset().</w:t>
             </w:r>
           </w:p>
         </w:tc>
@@ -2013,6 +2013,190 @@
           </w:p>
         </w:tc>
       </w:tr>
+      <w:tr>
+        <w:tc>
+          <w:tcPr>
+            <w:tcW w:type="dxa" w:w="2600"/>
+            <w:tcBorders>
+              <w:top w:val="single" w:color="CCCCCC" w:sz="1"/>
+              <w:left w:val="single" w:color="CCCCCC" w:sz="1"/>
+              <w:bottom w:val="single" w:color="CCCCCC" w:sz="1"/>
+              <w:right w:val="single" w:color="CCCCCC" w:sz="1"/>
+            </w:tcBorders>
+            <w:shd w:fill="F2F2F2" w:val="clear"/>
+            <w:tcMar>
+              <w:top w:type="dxa" w:w="65"/>
+              <w:left w:type="dxa" w:w="110"/>
+              <w:bottom w:type="dxa" w:w="65"/>
+              <w:right w:type="dxa" w:w="110"/>
+            </w:tcMar>
+          </w:tcPr>
+          <w:p>
+            <w:r>
+              <w:rPr>
+                <w:rFonts w:ascii="Arial" w:cs="Arial" w:eastAsia="Arial" w:hAnsi="Arial"/>
+                <w:b/>
+                <w:bCs/>
+                <w:color w:val="1F4E79"/>
+                <w:sz w:val="18"/>
+                <w:szCs w:val="18"/>
+              </w:rPr>
+              <w:t>wakeDisplay()</w:t>
+            </w:r>
+          </w:p>
+        </w:tc>
+        <w:tc>
+          <w:tcPr>
+            <w:tcW w:type="dxa" w:w="1400"/>
+            <w:tcBorders>
+              <w:top w:val="single" w:color="CCCCCC" w:sz="1"/>
+              <w:left w:val="single" w:color="CCCCCC" w:sz="1"/>
+              <w:bottom w:val="single" w:color="CCCCCC" w:sz="1"/>
+              <w:right w:val="single" w:color="CCCCCC" w:sz="1"/>
+            </w:tcBorders>
+            <w:shd w:fill="EDE7F6" w:val="clear"/>
+            <w:tcMar>
+              <w:top w:type="dxa" w:w="65"/>
+              <w:left w:type="dxa" w:w="110"/>
+              <w:bottom w:type="dxa" w:w="65"/>
+              <w:right w:type="dxa" w:w="110"/>
+            </w:tcMar>
+          </w:tcPr>
+          <w:p>
+            <w:r>
+              <w:rPr>
+                <w:rFonts w:ascii="Arial" w:cs="Arial" w:eastAsia="Arial" w:hAnsi="Arial"/>
+                <w:b/>
+                <w:bCs/>
+                <w:color w:val="4A148C"/>
+                <w:sz w:val="18"/>
+                <w:szCs w:val="18"/>
+              </w:rPr>
+              <w:t>Helper</w:t>
+            </w:r>
+          </w:p>
+        </w:tc>
+        <w:tc>
+          <w:tcPr>
+            <w:tcW w:type="dxa" w:w="5026"/>
+            <w:tcBorders>
+              <w:top w:val="single" w:color="CCCCCC" w:sz="1"/>
+              <w:left w:val="single" w:color="CCCCCC" w:sz="1"/>
+              <w:bottom w:val="single" w:color="CCCCCC" w:sz="1"/>
+              <w:right w:val="single" w:color="CCCCCC" w:sz="1"/>
+            </w:tcBorders>
+            <w:shd w:fill="F2F2F2" w:val="clear"/>
+            <w:tcMar>
+              <w:top w:type="dxa" w:w="65"/>
+              <w:left w:type="dxa" w:w="110"/>
+              <w:bottom w:type="dxa" w:w="65"/>
+              <w:right w:type="dxa" w:w="110"/>
+            </w:tcMar>
+          </w:tcPr>
+          <w:p>
+            <w:r>
+              <w:rPr>
+                <w:rFonts w:ascii="Arial" w:cs="Arial" w:eastAsia="Arial" w:hAnsi="Arial"/>
+                <w:sz w:val="18"/>
+                <w:szCs w:val="18"/>
+              </w:rPr>
+              <w:t>Schaltet OLED wieder ein, falls es nach DISPLAY_TIMEOUT_MS abgeschaltet wurde (10v03 als Alarm-Wake). Prüft displayBlanked und setzt lastTouchMs atomar unter displayMutex – behebt TOCTOU/Race (10v06).</w:t>
+            </w:r>
+          </w:p>
+        </w:tc>
+      </w:tr>
+      <w:tr>
+        <w:tc>
+          <w:tcPr>
+            <w:tcW w:type="dxa" w:w="2600"/>
+            <w:tcBorders>
+              <w:top w:val="single" w:color="CCCCCC" w:sz="1"/>
+              <w:left w:val="single" w:color="CCCCCC" w:sz="1"/>
+              <w:bottom w:val="single" w:color="CCCCCC" w:sz="1"/>
+              <w:right w:val="single" w:color="CCCCCC" w:sz="1"/>
+            </w:tcBorders>
+            <w:shd w:fill="F2F2F2" w:val="clear"/>
+            <w:tcMar>
+              <w:top w:type="dxa" w:w="65"/>
+              <w:left w:type="dxa" w:w="110"/>
+              <w:bottom w:type="dxa" w:w="65"/>
+              <w:right w:type="dxa" w:w="110"/>
+            </w:tcMar>
+          </w:tcPr>
+          <w:p>
+            <w:r>
+              <w:rPr>
+                <w:rFonts w:ascii="Arial" w:cs="Arial" w:eastAsia="Arial" w:hAnsi="Arial"/>
+                <w:b/>
+                <w:bCs/>
+                <w:color w:val="1F4E79"/>
+                <w:sz w:val="18"/>
+                <w:szCs w:val="18"/>
+              </w:rPr>
+              <w:t>markSafeChange()</w:t>
+            </w:r>
+          </w:p>
+        </w:tc>
+        <w:tc>
+          <w:tcPr>
+            <w:tcW w:type="dxa" w:w="1400"/>
+            <w:tcBorders>
+              <w:top w:val="single" w:color="CCCCCC" w:sz="1"/>
+              <w:left w:val="single" w:color="CCCCCC" w:sz="1"/>
+              <w:bottom w:val="single" w:color="CCCCCC" w:sz="1"/>
+              <w:right w:val="single" w:color="CCCCCC" w:sz="1"/>
+            </w:tcBorders>
+            <w:shd w:fill="EDE7F6" w:val="clear"/>
+            <w:tcMar>
+              <w:top w:type="dxa" w:w="65"/>
+              <w:left w:type="dxa" w:w="110"/>
+              <w:bottom w:type="dxa" w:w="65"/>
+              <w:right w:type="dxa" w:w="110"/>
+            </w:tcMar>
+          </w:tcPr>
+          <w:p>
+            <w:r>
+              <w:rPr>
+                <w:rFonts w:ascii="Arial" w:cs="Arial" w:eastAsia="Arial" w:hAnsi="Arial"/>
+                <w:b/>
+                <w:bCs/>
+                <w:color w:val="4A148C"/>
+                <w:sz w:val="18"/>
+                <w:szCs w:val="18"/>
+              </w:rPr>
+              <w:t>Helper</w:t>
+            </w:r>
+          </w:p>
+        </w:tc>
+        <w:tc>
+          <w:tcPr>
+            <w:tcW w:type="dxa" w:w="5026"/>
+            <w:tcBorders>
+              <w:top w:val="single" w:color="CCCCCC" w:sz="1"/>
+              <w:left w:val="single" w:color="CCCCCC" w:sz="1"/>
+              <w:bottom w:val="single" w:color="CCCCCC" w:sz="1"/>
+              <w:right w:val="single" w:color="CCCCCC" w:sz="1"/>
+            </w:tcBorders>
+            <w:shd w:fill="F2F2F2" w:val="clear"/>
+            <w:tcMar>
+              <w:top w:type="dxa" w:w="65"/>
+              <w:left w:type="dxa" w:w="110"/>
+              <w:bottom w:type="dxa" w:w="65"/>
+              <w:right w:type="dxa" w:w="110"/>
+            </w:tcMar>
+          </w:tcPr>
+          <w:p>
+            <w:r>
+              <w:rPr>
+                <w:rFonts w:ascii="Arial" w:cs="Arial" w:eastAsia="Arial" w:hAnsi="Arial"/>
+                <w:sz w:val="18"/>
+                <w:szCs w:val="18"/>
+              </w:rPr>
+              <w:t>Setzt safeChangeMs=millis() und safeChange=true. Jeder Aufruf startet den NVR_COMMIT_DELAY_MS-Ruhezeit-Zähler neu; inputTask gibt das nvrSemaphore erst nach Ablauf dieser Ruhezeit frei (11v00, Flash-Wear-Schutz).</w:t>
+            </w:r>
+          </w:p>
+        </w:tc>
+      </w:tr>
     </w:tbl>
     <w:p>
       <w:pPr>
@@ -5770,7 +5954,7 @@
           <w:sz w:val="16"/>
           <w:szCs w:val="16"/>
         </w:rPr>
-        <w:t xml:space="preserve">bTn Wecker  ·  Funktionsreferenz  ·  Firmware 9v14</w:t>
+        <w:t>bTn Wecker  ·  Funktionsreferenz  ·  Firmware 11v00</w:t>
       </w:r>
     </w:p>
     <w:sectPr>
